--- a/docx/final/23_数据语义与样本构造说明.docx
+++ b/docx/final/23_数据语义与样本构造说明.docx
@@ -1325,6 +1325,365 @@
         <w:t xml:space="preserve">。</w:t>
       </w:r>
     </w:p>
+    <w:p>
+      <w:pPr>
+        <w:pStyle w:val="BodyText"/>
+        <w:spacing w:line="276" w:lineRule="auto" w:after="0"/>
+        <w:ind w:firstLine="420"/>
+      </w:pPr>
+      <w:r>
+        <w:rPr>
+          <w:rFonts w:ascii="宋体" w:hAnsi="宋体" w:eastAsia="宋体"/>
+          <w:color w:val="000000"/>
+        </w:rPr>
+        <w:t xml:space="preserve">这里需要特别区分两个时间概念：</w:t>
+      </w:r>
+    </w:p>
+    <w:tbl>
+      <w:tblPr>
+        <w:tblStyle w:val="Table"/>
+        <w:tblW w:type="pct" w:w="5000.0"/>
+        <w:tblLook w:firstRow="1" w:lastRow="0" w:firstColumn="0" w:lastColumn="0" w:noHBand="0" w:noVBand="0" w:val="0020"/>
+        <w:tblBorders>
+          <w:top w:val="single" w:sz="4" w:space="0" w:color="000000"/>
+          <w:left w:val="single" w:sz="4" w:space="0" w:color="000000"/>
+          <w:bottom w:val="single" w:sz="4" w:space="0" w:color="000000"/>
+          <w:right w:val="single" w:sz="4" w:space="0" w:color="000000"/>
+          <w:insideH w:val="single" w:sz="4" w:space="0" w:color="000000"/>
+          <w:insideV w:val="single" w:sz="4" w:space="0" w:color="000000"/>
+        </w:tblBorders>
+      </w:tblPr>
+      <w:tblGrid>
+        <w:gridCol w:w="1980"/>
+        <w:gridCol w:w="1980"/>
+        <w:gridCol w:w="1980"/>
+        <w:gridCol w:w="1980"/>
+      </w:tblGrid>
+      <w:tr>
+        <w:tc>
+          <w:tcPr>
+            <w:shd w:fill="FFFFFF"/>
+          </w:tcPr>
+          <w:p>
+            <w:pPr>
+              <w:pStyle w:val="Compact"/>
+              <w:ind w:firstLine="0"/>
+              <w:jc w:val="left"/>
+            </w:pPr>
+            <w:r>
+              <w:rPr>
+                <w:rFonts w:ascii="宋体" w:hAnsi="宋体" w:eastAsia="宋体"/>
+                <w:b/>
+                <w:color w:val="000000"/>
+                <w:sz w:val="21"/>
+              </w:rPr>
+              <w:t xml:space="preserve">概念</w:t>
+            </w:r>
+          </w:p>
+        </w:tc>
+        <w:tc>
+          <w:tcPr>
+            <w:shd w:fill="FFFFFF"/>
+          </w:tcPr>
+          <w:p>
+            <w:pPr>
+              <w:pStyle w:val="Compact"/>
+              <w:ind w:firstLine="0"/>
+              <w:jc w:val="left"/>
+            </w:pPr>
+            <w:r>
+              <w:rPr>
+                <w:rFonts w:ascii="宋体" w:hAnsi="宋体" w:eastAsia="宋体"/>
+                <w:b/>
+                <w:color w:val="000000"/>
+                <w:sz w:val="21"/>
+              </w:rPr>
+              <w:t xml:space="preserve">XJTU-SY</w:t>
+            </w:r>
+          </w:p>
+        </w:tc>
+        <w:tc>
+          <w:tcPr>
+            <w:shd w:fill="FFFFFF"/>
+          </w:tcPr>
+          <w:p>
+            <w:pPr>
+              <w:pStyle w:val="Compact"/>
+              <w:ind w:firstLine="0"/>
+              <w:jc w:val="left"/>
+            </w:pPr>
+            <w:r>
+              <w:rPr>
+                <w:rFonts w:ascii="宋体" w:hAnsi="宋体" w:eastAsia="宋体"/>
+                <w:b/>
+                <w:color w:val="000000"/>
+                <w:sz w:val="21"/>
+              </w:rPr>
+              <w:t xml:space="preserve">PHM2012/FEMTO</w:t>
+            </w:r>
+          </w:p>
+        </w:tc>
+        <w:tc>
+          <w:tcPr>
+            <w:shd w:fill="FFFFFF"/>
+          </w:tcPr>
+          <w:p>
+            <w:pPr>
+              <w:pStyle w:val="Compact"/>
+              <w:ind w:firstLine="0"/>
+              <w:jc w:val="left"/>
+            </w:pPr>
+            <w:r>
+              <w:rPr>
+                <w:rFonts w:ascii="宋体" w:hAnsi="宋体" w:eastAsia="宋体"/>
+                <w:b/>
+                <w:color w:val="000000"/>
+                <w:sz w:val="21"/>
+              </w:rPr>
+              <w:t xml:space="preserve">对 RUL 的影响</w:t>
+            </w:r>
+          </w:p>
+        </w:tc>
+      </w:tr>
+      <w:tr>
+        <w:tc>
+          <w:p>
+            <w:pPr>
+              <w:pStyle w:val="Compact"/>
+              <w:ind w:firstLine="0"/>
+              <w:jc w:val="left"/>
+            </w:pPr>
+            <w:r>
+              <w:rPr>
+                <w:rFonts w:ascii="宋体" w:hAnsi="宋体" w:eastAsia="宋体"/>
+                <w:color w:val="000000"/>
+                <w:sz w:val="21"/>
+              </w:rPr>
+              <w:t xml:space="preserve">单快照覆盖时长</w:t>
+            </w:r>
+          </w:p>
+        </w:tc>
+        <w:tc>
+          <w:p>
+            <w:pPr>
+              <w:pStyle w:val="Compact"/>
+              <w:ind w:firstLine="0"/>
+              <w:jc w:val="left"/>
+            </w:pPr>
+            <w:r>
+              <w:rPr>
+                <w:rFonts w:ascii="宋体" w:hAnsi="宋体" w:eastAsia="宋体"/>
+                <w:color w:val="000000"/>
+                <w:sz w:val="21"/>
+              </w:rPr>
+              <w:t xml:space="preserve">32768 点 / 25.6 kHz = 1.28 s</w:t>
+            </w:r>
+          </w:p>
+        </w:tc>
+        <w:tc>
+          <w:p>
+            <w:pPr>
+              <w:pStyle w:val="Compact"/>
+              <w:ind w:firstLine="0"/>
+              <w:jc w:val="left"/>
+            </w:pPr>
+            <w:r>
+              <w:rPr>
+                <w:rFonts w:ascii="宋体" w:hAnsi="宋体" w:eastAsia="宋体"/>
+                <w:color w:val="000000"/>
+                <w:sz w:val="21"/>
+              </w:rPr>
+              <w:t xml:space="preserve">2560 点 / 25.6 kHz = 0.1 s</w:t>
+            </w:r>
+          </w:p>
+        </w:tc>
+        <w:tc>
+          <w:p>
+            <w:pPr>
+              <w:pStyle w:val="Compact"/>
+              <w:ind w:firstLine="0"/>
+              <w:jc w:val="left"/>
+            </w:pPr>
+            <w:r>
+              <w:rPr>
+                <w:rFonts w:ascii="宋体" w:hAnsi="宋体" w:eastAsia="宋体"/>
+                <w:color w:val="000000"/>
+                <w:sz w:val="21"/>
+              </w:rPr>
+              <w:t xml:space="preserve">决定单个文件内部信号长度和 FFT 分辨率</w:t>
+            </w:r>
+          </w:p>
+        </w:tc>
+      </w:tr>
+      <w:tr>
+        <w:tc>
+          <w:p>
+            <w:pPr>
+              <w:pStyle w:val="Compact"/>
+              <w:ind w:firstLine="0"/>
+              <w:jc w:val="left"/>
+            </w:pPr>
+            <w:r>
+              <w:rPr>
+                <w:rFonts w:ascii="宋体" w:hAnsi="宋体" w:eastAsia="宋体"/>
+                <w:color w:val="000000"/>
+                <w:sz w:val="21"/>
+              </w:rPr>
+              <w:t xml:space="preserve">相邻快照间隔</w:t>
+            </w:r>
+          </w:p>
+        </w:tc>
+        <w:tc>
+          <w:p>
+            <w:pPr>
+              <w:pStyle w:val="Compact"/>
+              <w:ind w:firstLine="0"/>
+              <w:jc w:val="left"/>
+            </w:pPr>
+            <w:r>
+              <w:rPr>
+                <w:rFonts w:ascii="宋体" w:hAnsi="宋体" w:eastAsia="宋体"/>
+                <w:color w:val="000000"/>
+                <w:sz w:val="21"/>
+              </w:rPr>
+              <w:t xml:space="preserve">约 60 s</w:t>
+            </w:r>
+          </w:p>
+        </w:tc>
+        <w:tc>
+          <w:p>
+            <w:pPr>
+              <w:pStyle w:val="Compact"/>
+              <w:ind w:firstLine="0"/>
+              <w:jc w:val="left"/>
+            </w:pPr>
+            <w:r>
+              <w:rPr>
+                <w:rFonts w:ascii="宋体" w:hAnsi="宋体" w:eastAsia="宋体"/>
+                <w:color w:val="000000"/>
+                <w:sz w:val="21"/>
+              </w:rPr>
+              <w:t xml:space="preserve">约 10 s</w:t>
+            </w:r>
+          </w:p>
+        </w:tc>
+        <w:tc>
+          <w:p>
+            <w:pPr>
+              <w:pStyle w:val="Compact"/>
+              <w:ind w:firstLine="0"/>
+              <w:jc w:val="left"/>
+            </w:pPr>
+            <w:r>
+              <w:rPr>
+                <w:rFonts w:ascii="宋体" w:hAnsi="宋体" w:eastAsia="宋体"/>
+                <w:color w:val="000000"/>
+                <w:sz w:val="21"/>
+              </w:rPr>
+              <w:t xml:space="preserve">决定</w:t>
+            </w:r>
+            <w:r>
+              <w:rPr>
+                <w:rFonts w:ascii="宋体" w:hAnsi="宋体" w:eastAsia="宋体"/>
+                <w:color w:val="000000"/>
+                <w:sz w:val="21"/>
+              </w:rPr>
+              <w:t xml:space="preserve"> </w:t>
+            </w:r>
+            <w:r>
+              <w:rPr>
+                <w:rStyle w:val="VerbatimChar"/>
+                <w:rFonts w:ascii="宋体" w:hAnsi="宋体" w:eastAsia="宋体"/>
+                <w:color w:val="000000"/>
+                <w:sz w:val="21"/>
+              </w:rPr>
+              <w:t xml:space="preserve">elapsed_seconds</w:t>
+            </w:r>
+            <w:r>
+              <w:rPr>
+                <w:rFonts w:ascii="宋体" w:hAnsi="宋体" w:eastAsia="宋体"/>
+                <w:color w:val="000000"/>
+                <w:sz w:val="21"/>
+              </w:rPr>
+              <w:t xml:space="preserve"> </w:t>
+            </w:r>
+            <w:r>
+              <w:rPr>
+                <w:rFonts w:ascii="宋体" w:hAnsi="宋体" w:eastAsia="宋体"/>
+                <w:color w:val="000000"/>
+                <w:sz w:val="21"/>
+              </w:rPr>
+              <w:t xml:space="preserve">与秒级 RUL 标签</w:t>
+            </w:r>
+          </w:p>
+        </w:tc>
+      </w:tr>
+    </w:tbl>
+    <w:p>
+      <w:pPr>
+        <w:pStyle w:val="BodyText"/>
+        <w:spacing w:line="276" w:lineRule="auto" w:after="0"/>
+        <w:ind w:firstLine="420"/>
+      </w:pPr>
+      <w:r>
+        <w:rPr>
+          <w:rFonts w:ascii="宋体" w:hAnsi="宋体" w:eastAsia="宋体"/>
+          <w:color w:val="000000"/>
+        </w:rPr>
+        <w:t xml:space="preserve">因此，</w:t>
+      </w:r>
+      <w:r>
+        <w:rPr>
+          <w:rStyle w:val="VerbatimChar"/>
+          <w:rFonts w:ascii="宋体" w:hAnsi="宋体" w:eastAsia="宋体"/>
+          <w:color w:val="000000"/>
+        </w:rPr>
+        <w:t xml:space="preserve">1.csv</w:t>
+      </w:r>
+      <w:r>
+        <w:rPr>
+          <w:rFonts w:ascii="宋体" w:hAnsi="宋体" w:eastAsia="宋体"/>
+          <w:color w:val="000000"/>
+        </w:rPr>
+        <w:t xml:space="preserve"> </w:t>
+      </w:r>
+      <w:r>
+        <w:rPr>
+          <w:rFonts w:ascii="宋体" w:hAnsi="宋体" w:eastAsia="宋体"/>
+          <w:color w:val="000000"/>
+        </w:rPr>
+        <w:t xml:space="preserve">或</w:t>
+      </w:r>
+      <w:r>
+        <w:rPr>
+          <w:rFonts w:ascii="宋体" w:hAnsi="宋体" w:eastAsia="宋体"/>
+          <w:color w:val="000000"/>
+        </w:rPr>
+        <w:t xml:space="preserve"> </w:t>
+      </w:r>
+      <w:r>
+        <w:rPr>
+          <w:rStyle w:val="VerbatimChar"/>
+          <w:rFonts w:ascii="宋体" w:hAnsi="宋体" w:eastAsia="宋体"/>
+          <w:color w:val="000000"/>
+        </w:rPr>
+        <w:t xml:space="preserve">acc_00001.csv</w:t>
+      </w:r>
+      <w:r>
+        <w:rPr>
+          <w:rFonts w:ascii="宋体" w:hAnsi="宋体" w:eastAsia="宋体"/>
+          <w:color w:val="000000"/>
+        </w:rPr>
+        <w:t xml:space="preserve"> </w:t>
+      </w:r>
+      <w:r>
+        <w:rPr>
+          <w:rFonts w:ascii="宋体" w:hAnsi="宋体" w:eastAsia="宋体"/>
+          <w:color w:val="000000"/>
+        </w:rPr>
+        <w:t xml:space="preserve">不是一段连续寿命的全部数据，而是运行过程中的短时间高频快照。RUL 标签主要依赖相邻快照间隔，而不是单个快照覆盖时长。</w:t>
+      </w:r>
+    </w:p>
     <w:bookmarkEnd w:id="24"/>
     <w:bookmarkStart w:id="25" w:name="bearingentity-的统一含义"/>
     <w:p>
@@ -2206,6 +2565,440 @@
         <w:t xml:space="preserve">PHM2012 的 Test_set 还涉及官方给出的终止 RUL 条目。系统需要保留该信息来源，不能只用本地文件数推断真实终止寿命。</w:t>
       </w:r>
     </w:p>
+    <w:p>
+      <w:pPr>
+        <w:pStyle w:val="BodyText"/>
+        <w:spacing w:line="276" w:lineRule="auto" w:after="0"/>
+        <w:ind w:firstLine="420"/>
+      </w:pPr>
+      <w:r>
+        <w:rPr>
+          <w:rFonts w:ascii="宋体" w:hAnsi="宋体" w:eastAsia="宋体"/>
+          <w:color w:val="000000"/>
+        </w:rPr>
+        <w:t xml:space="preserve">PHM2012 的 split 语义在建模时单独处理：</w:t>
+      </w:r>
+    </w:p>
+    <w:tbl>
+      <w:tblPr>
+        <w:tblStyle w:val="Table"/>
+        <w:tblW w:type="pct" w:w="5000.0"/>
+        <w:tblLook w:firstRow="1" w:lastRow="0" w:firstColumn="0" w:lastColumn="0" w:noHBand="0" w:noVBand="0" w:val="0020"/>
+        <w:tblBorders>
+          <w:top w:val="single" w:sz="4" w:space="0" w:color="000000"/>
+          <w:left w:val="single" w:sz="4" w:space="0" w:color="000000"/>
+          <w:bottom w:val="single" w:sz="4" w:space="0" w:color="000000"/>
+          <w:right w:val="single" w:sz="4" w:space="0" w:color="000000"/>
+          <w:insideH w:val="single" w:sz="4" w:space="0" w:color="000000"/>
+          <w:insideV w:val="single" w:sz="4" w:space="0" w:color="000000"/>
+        </w:tblBorders>
+      </w:tblPr>
+      <w:tblGrid>
+        <w:gridCol w:w="2640"/>
+        <w:gridCol w:w="2640"/>
+        <w:gridCol w:w="2640"/>
+      </w:tblGrid>
+      <w:tr>
+        <w:tc>
+          <w:tcPr>
+            <w:shd w:fill="FFFFFF"/>
+          </w:tcPr>
+          <w:p>
+            <w:pPr>
+              <w:pStyle w:val="Compact"/>
+              <w:ind w:firstLine="0"/>
+              <w:jc w:val="left"/>
+            </w:pPr>
+            <w:r>
+              <w:rPr>
+                <w:rFonts w:ascii="宋体" w:hAnsi="宋体" w:eastAsia="宋体"/>
+                <w:b/>
+                <w:color w:val="000000"/>
+                <w:sz w:val="21"/>
+              </w:rPr>
+              <w:t xml:space="preserve">split</w:t>
+            </w:r>
+          </w:p>
+        </w:tc>
+        <w:tc>
+          <w:tcPr>
+            <w:shd w:fill="FFFFFF"/>
+          </w:tcPr>
+          <w:p>
+            <w:pPr>
+              <w:pStyle w:val="Compact"/>
+              <w:ind w:firstLine="0"/>
+              <w:jc w:val="left"/>
+            </w:pPr>
+            <w:r>
+              <w:rPr>
+                <w:rFonts w:ascii="宋体" w:hAnsi="宋体" w:eastAsia="宋体"/>
+                <w:b/>
+                <w:color w:val="000000"/>
+                <w:sz w:val="21"/>
+              </w:rPr>
+              <w:t xml:space="preserve">数据含义</w:t>
+            </w:r>
+          </w:p>
+        </w:tc>
+        <w:tc>
+          <w:tcPr>
+            <w:shd w:fill="FFFFFF"/>
+          </w:tcPr>
+          <w:p>
+            <w:pPr>
+              <w:pStyle w:val="Compact"/>
+              <w:ind w:firstLine="0"/>
+              <w:jc w:val="left"/>
+            </w:pPr>
+            <w:r>
+              <w:rPr>
+                <w:rFonts w:ascii="宋体" w:hAnsi="宋体" w:eastAsia="宋体"/>
+                <w:b/>
+                <w:color w:val="000000"/>
+                <w:sz w:val="21"/>
+              </w:rPr>
+              <w:t xml:space="preserve">本项目处理</w:t>
+            </w:r>
+          </w:p>
+        </w:tc>
+      </w:tr>
+      <w:tr>
+        <w:tc>
+          <w:p>
+            <w:pPr>
+              <w:pStyle w:val="Compact"/>
+              <w:ind w:firstLine="0"/>
+              <w:jc w:val="left"/>
+            </w:pPr>
+            <w:r>
+              <w:rPr>
+                <w:rStyle w:val="VerbatimChar"/>
+                <w:rFonts w:ascii="宋体" w:hAnsi="宋体" w:eastAsia="宋体"/>
+                <w:color w:val="000000"/>
+                <w:sz w:val="21"/>
+              </w:rPr>
+              <w:t xml:space="preserve">Learning_set</w:t>
+            </w:r>
+            <w:r>
+              <w:rPr>
+                <w:rFonts w:ascii="宋体" w:hAnsi="宋体" w:eastAsia="宋体"/>
+                <w:color w:val="000000"/>
+                <w:sz w:val="21"/>
+              </w:rPr>
+              <w:t xml:space="preserve"> </w:t>
+            </w:r>
+            <w:r>
+              <w:rPr>
+                <w:rFonts w:ascii="宋体" w:hAnsi="宋体" w:eastAsia="宋体"/>
+                <w:color w:val="000000"/>
+                <w:sz w:val="21"/>
+              </w:rPr>
+              <w:t xml:space="preserve">/</w:t>
+            </w:r>
+            <w:r>
+              <w:rPr>
+                <w:rFonts w:ascii="宋体" w:hAnsi="宋体" w:eastAsia="宋体"/>
+                <w:color w:val="000000"/>
+                <w:sz w:val="21"/>
+              </w:rPr>
+              <w:t xml:space="preserve"> </w:t>
+            </w:r>
+            <w:r>
+              <w:rPr>
+                <w:rStyle w:val="VerbatimChar"/>
+                <w:rFonts w:ascii="宋体" w:hAnsi="宋体" w:eastAsia="宋体"/>
+                <w:color w:val="000000"/>
+                <w:sz w:val="21"/>
+              </w:rPr>
+              <w:t xml:space="preserve">Training_set</w:t>
+            </w:r>
+          </w:p>
+        </w:tc>
+        <w:tc>
+          <w:p>
+            <w:pPr>
+              <w:pStyle w:val="Compact"/>
+              <w:ind w:firstLine="0"/>
+              <w:jc w:val="left"/>
+            </w:pPr>
+            <w:r>
+              <w:rPr>
+                <w:rFonts w:ascii="宋体" w:hAnsi="宋体" w:eastAsia="宋体"/>
+                <w:color w:val="000000"/>
+                <w:sz w:val="21"/>
+              </w:rPr>
+              <w:t xml:space="preserve">完整 run-to-failure 寿命序列</w:t>
+            </w:r>
+          </w:p>
+        </w:tc>
+        <w:tc>
+          <w:p>
+            <w:pPr>
+              <w:pStyle w:val="Compact"/>
+              <w:ind w:firstLine="0"/>
+              <w:jc w:val="left"/>
+            </w:pPr>
+            <w:r>
+              <w:rPr>
+                <w:rFonts w:ascii="宋体" w:hAnsi="宋体" w:eastAsia="宋体"/>
+                <w:color w:val="000000"/>
+                <w:sz w:val="21"/>
+              </w:rPr>
+              <w:t xml:space="preserve">按最后快照倒推秒级 RUL，适合主线训练和演示</w:t>
+            </w:r>
+          </w:p>
+        </w:tc>
+      </w:tr>
+      <w:tr>
+        <w:tc>
+          <w:p>
+            <w:pPr>
+              <w:pStyle w:val="Compact"/>
+              <w:ind w:firstLine="0"/>
+              <w:jc w:val="left"/>
+            </w:pPr>
+            <w:r>
+              <w:rPr>
+                <w:rStyle w:val="VerbatimChar"/>
+                <w:rFonts w:ascii="宋体" w:hAnsi="宋体" w:eastAsia="宋体"/>
+                <w:color w:val="000000"/>
+                <w:sz w:val="21"/>
+              </w:rPr>
+              <w:t xml:space="preserve">Test_set</w:t>
+            </w:r>
+          </w:p>
+        </w:tc>
+        <w:tc>
+          <w:p>
+            <w:pPr>
+              <w:pStyle w:val="Compact"/>
+              <w:ind w:firstLine="0"/>
+              <w:jc w:val="left"/>
+            </w:pPr>
+            <w:r>
+              <w:rPr>
+                <w:rFonts w:ascii="宋体" w:hAnsi="宋体" w:eastAsia="宋体"/>
+                <w:color w:val="000000"/>
+                <w:sz w:val="21"/>
+              </w:rPr>
+              <w:t xml:space="preserve">截断观测序列，比赛要求预测截断点之后寿命</w:t>
+            </w:r>
+          </w:p>
+        </w:tc>
+        <w:tc>
+          <w:p>
+            <w:pPr>
+              <w:pStyle w:val="Compact"/>
+              <w:ind w:firstLine="0"/>
+              <w:jc w:val="left"/>
+            </w:pPr>
+            <w:r>
+              <w:rPr>
+                <w:rFonts w:ascii="宋体" w:hAnsi="宋体" w:eastAsia="宋体"/>
+                <w:color w:val="000000"/>
+                <w:sz w:val="21"/>
+              </w:rPr>
+              <w:t xml:space="preserve">若官方终止 RUL 条目可用，则写入</w:t>
+            </w:r>
+            <w:r>
+              <w:rPr>
+                <w:rFonts w:ascii="宋体" w:hAnsi="宋体" w:eastAsia="宋体"/>
+                <w:color w:val="000000"/>
+                <w:sz w:val="21"/>
+              </w:rPr>
+              <w:t xml:space="preserve"> </w:t>
+            </w:r>
+            <w:r>
+              <w:rPr>
+                <w:rStyle w:val="VerbatimChar"/>
+                <w:rFonts w:ascii="宋体" w:hAnsi="宋体" w:eastAsia="宋体"/>
+                <w:color w:val="000000"/>
+                <w:sz w:val="21"/>
+              </w:rPr>
+              <w:t xml:space="preserve">known_terminal_rul_seconds</w:t>
+            </w:r>
+          </w:p>
+        </w:tc>
+      </w:tr>
+      <w:tr>
+        <w:tc>
+          <w:p>
+            <w:pPr>
+              <w:pStyle w:val="Compact"/>
+              <w:ind w:firstLine="0"/>
+              <w:jc w:val="left"/>
+            </w:pPr>
+            <w:r>
+              <w:rPr>
+                <w:rStyle w:val="VerbatimChar"/>
+                <w:rFonts w:ascii="宋体" w:hAnsi="宋体" w:eastAsia="宋体"/>
+                <w:color w:val="000000"/>
+                <w:sz w:val="21"/>
+              </w:rPr>
+              <w:t xml:space="preserve">Full_Test_Set</w:t>
+            </w:r>
+          </w:p>
+        </w:tc>
+        <w:tc>
+          <w:p>
+            <w:pPr>
+              <w:pStyle w:val="Compact"/>
+              <w:ind w:firstLine="0"/>
+              <w:jc w:val="left"/>
+            </w:pPr>
+            <w:r>
+              <w:rPr>
+                <w:rFonts w:ascii="宋体" w:hAnsi="宋体" w:eastAsia="宋体"/>
+                <w:color w:val="000000"/>
+                <w:sz w:val="21"/>
+              </w:rPr>
+              <w:t xml:space="preserve">部分镜像中提供更完整测试记录</w:t>
+            </w:r>
+          </w:p>
+        </w:tc>
+        <w:tc>
+          <w:p>
+            <w:pPr>
+              <w:pStyle w:val="Compact"/>
+              <w:ind w:firstLine="0"/>
+              <w:jc w:val="left"/>
+            </w:pPr>
+            <w:r>
+              <w:rPr>
+                <w:rFonts w:ascii="宋体" w:hAnsi="宋体" w:eastAsia="宋体"/>
+                <w:color w:val="000000"/>
+                <w:sz w:val="21"/>
+              </w:rPr>
+              <w:t xml:space="preserve">作为补充目录解析，不替代论文划分说明</w:t>
+            </w:r>
+          </w:p>
+        </w:tc>
+      </w:tr>
+    </w:tbl>
+    <w:p>
+      <w:pPr>
+        <w:pStyle w:val="BodyText"/>
+        <w:spacing w:line="276" w:lineRule="auto" w:after="0"/>
+        <w:ind w:firstLine="420"/>
+      </w:pPr>
+      <w:r>
+        <w:rPr>
+          <w:rFonts w:ascii="宋体" w:hAnsi="宋体" w:eastAsia="宋体"/>
+          <w:color w:val="000000"/>
+        </w:rPr>
+        <w:t xml:space="preserve">温度文件只存在于 PHM2012。</w:t>
+      </w:r>
+      <w:r>
+        <w:rPr>
+          <w:rStyle w:val="VerbatimChar"/>
+          <w:rFonts w:ascii="宋体" w:hAnsi="宋体" w:eastAsia="宋体"/>
+          <w:color w:val="000000"/>
+        </w:rPr>
+        <w:t xml:space="preserve">PHM2012Loader</w:t>
+      </w:r>
+      <w:r>
+        <w:rPr>
+          <w:rFonts w:ascii="宋体" w:hAnsi="宋体" w:eastAsia="宋体"/>
+          <w:color w:val="000000"/>
+        </w:rPr>
+        <w:t xml:space="preserve"> </w:t>
+      </w:r>
+      <w:r>
+        <w:rPr>
+          <w:rFonts w:ascii="宋体" w:hAnsi="宋体" w:eastAsia="宋体"/>
+          <w:color w:val="000000"/>
+        </w:rPr>
+        <w:t xml:space="preserve">会把</w:t>
+      </w:r>
+      <w:r>
+        <w:rPr>
+          <w:rFonts w:ascii="宋体" w:hAnsi="宋体" w:eastAsia="宋体"/>
+          <w:color w:val="000000"/>
+        </w:rPr>
+        <w:t xml:space="preserve"> </w:t>
+      </w:r>
+      <w:r>
+        <w:rPr>
+          <w:rStyle w:val="VerbatimChar"/>
+          <w:rFonts w:ascii="宋体" w:hAnsi="宋体" w:eastAsia="宋体"/>
+          <w:color w:val="000000"/>
+        </w:rPr>
+        <w:t xml:space="preserve">temp_*.csv</w:t>
+      </w:r>
+      <w:r>
+        <w:rPr>
+          <w:rFonts w:ascii="宋体" w:hAnsi="宋体" w:eastAsia="宋体"/>
+          <w:color w:val="000000"/>
+        </w:rPr>
+        <w:t xml:space="preserve"> </w:t>
+      </w:r>
+      <w:r>
+        <w:rPr>
+          <w:rFonts w:ascii="宋体" w:hAnsi="宋体" w:eastAsia="宋体"/>
+          <w:color w:val="000000"/>
+        </w:rPr>
+        <w:t xml:space="preserve">与同编号</w:t>
+      </w:r>
+      <w:r>
+        <w:rPr>
+          <w:rFonts w:ascii="宋体" w:hAnsi="宋体" w:eastAsia="宋体"/>
+          <w:color w:val="000000"/>
+        </w:rPr>
+        <w:t xml:space="preserve"> </w:t>
+      </w:r>
+      <w:r>
+        <w:rPr>
+          <w:rStyle w:val="VerbatimChar"/>
+          <w:rFonts w:ascii="宋体" w:hAnsi="宋体" w:eastAsia="宋体"/>
+          <w:color w:val="000000"/>
+        </w:rPr>
+        <w:t xml:space="preserve">acc_*.csv</w:t>
+      </w:r>
+      <w:r>
+        <w:rPr>
+          <w:rFonts w:ascii="宋体" w:hAnsi="宋体" w:eastAsia="宋体"/>
+          <w:color w:val="000000"/>
+        </w:rPr>
+        <w:t xml:space="preserve"> </w:t>
+      </w:r>
+      <w:r>
+        <w:rPr>
+          <w:rFonts w:ascii="宋体" w:hAnsi="宋体" w:eastAsia="宋体"/>
+          <w:color w:val="000000"/>
+        </w:rPr>
+        <w:t xml:space="preserve">对齐并保存在</w:t>
+      </w:r>
+      <w:r>
+        <w:rPr>
+          <w:rFonts w:ascii="宋体" w:hAnsi="宋体" w:eastAsia="宋体"/>
+          <w:color w:val="000000"/>
+        </w:rPr>
+        <w:t xml:space="preserve"> </w:t>
+      </w:r>
+      <w:r>
+        <w:rPr>
+          <w:rStyle w:val="VerbatimChar"/>
+          <w:rFonts w:ascii="宋体" w:hAnsi="宋体" w:eastAsia="宋体"/>
+          <w:color w:val="000000"/>
+        </w:rPr>
+        <w:t xml:space="preserve">Temperature</w:t>
+      </w:r>
+      <w:r>
+        <w:rPr>
+          <w:rFonts w:ascii="宋体" w:hAnsi="宋体" w:eastAsia="宋体"/>
+          <w:color w:val="000000"/>
+        </w:rPr>
+        <w:t xml:space="preserve"> </w:t>
+      </w:r>
+      <w:r>
+        <w:rPr>
+          <w:rFonts w:ascii="宋体" w:hAnsi="宋体" w:eastAsia="宋体"/>
+          <w:color w:val="000000"/>
+        </w:rPr>
+        <w:t xml:space="preserve">通道；当前 RUL 主线模型优先使用水平或垂直振动特征，温度通道保留为后续多源融合扩展。</w:t>
+      </w:r>
+    </w:p>
     <w:bookmarkEnd w:id="27"/>
     <w:bookmarkStart w:id="28" w:name="多轴承特征观察"/>
     <w:p>
@@ -2275,7 +3068,7 @@
           <w:rFonts w:ascii="宋体" w:hAnsi="宋体" w:eastAsia="宋体"/>
           <w:color w:val="000000"/>
         </w:rPr>
-        <w:t xml:space="preserve">中读取多个代表轴承，每个轴承抽样 80 个快照，并统计早期和后期 RMS 的变化。生成的</w:t>
+        <w:t xml:space="preserve">中读取多个代表轴承，每个轴承均匀抽样 80 个快照。摘要统计采用同一口径：前 20% 抽样快照作为早期，后 20% 抽样快照作为后期，再比较 RMS、峰值、峭度、峰值因子、谱能量、谱熵和综合健康指标。生成的</w:t>
       </w:r>
       <w:r>
         <w:rPr>
@@ -2382,7 +3175,7 @@
                 <w:color w:val="000000"/>
                 <w:sz w:val="21"/>
               </w:rPr>
-              <w:t xml:space="preserve">样本数</w:t>
+              <w:t xml:space="preserve">RMS 后期/早期</w:t>
             </w:r>
           </w:p>
         </w:tc>
@@ -2403,7 +3196,7 @@
                 <w:color w:val="000000"/>
                 <w:sz w:val="21"/>
               </w:rPr>
-              <w:t xml:space="preserve">RMS 后期/早期比值</w:t>
+              <w:t xml:space="preserve">峰值后期/早期</w:t>
             </w:r>
           </w:p>
         </w:tc>
@@ -2415,6 +3208,48 @@
             <w:pPr>
               <w:pStyle w:val="Compact"/>
               <w:ind w:firstLine="0"/>
+              <w:jc w:val="right"/>
+            </w:pPr>
+            <w:r>
+              <w:rPr>
+                <w:rFonts w:ascii="宋体" w:hAnsi="宋体" w:eastAsia="宋体"/>
+                <w:b/>
+                <w:color w:val="000000"/>
+                <w:sz w:val="21"/>
+              </w:rPr>
+              <w:t xml:space="preserve">谱能量后期/早期</w:t>
+            </w:r>
+          </w:p>
+        </w:tc>
+        <w:tc>
+          <w:tcPr>
+            <w:shd w:fill="FFFFFF"/>
+          </w:tcPr>
+          <w:p>
+            <w:pPr>
+              <w:pStyle w:val="Compact"/>
+              <w:ind w:firstLine="0"/>
+              <w:jc w:val="right"/>
+            </w:pPr>
+            <w:r>
+              <w:rPr>
+                <w:rFonts w:ascii="宋体" w:hAnsi="宋体" w:eastAsia="宋体"/>
+                <w:b/>
+                <w:color w:val="000000"/>
+                <w:sz w:val="21"/>
+              </w:rPr>
+              <w:t xml:space="preserve">谱熵后期/早期</w:t>
+            </w:r>
+          </w:p>
+        </w:tc>
+        <w:tc>
+          <w:tcPr>
+            <w:shd w:fill="FFFFFF"/>
+          </w:tcPr>
+          <w:p>
+            <w:pPr>
+              <w:pStyle w:val="Compact"/>
+              <w:ind w:firstLine="0"/>
               <w:jc w:val="left"/>
             </w:pPr>
             <w:r>
@@ -2477,7 +3312,7 @@
                 <w:color w:val="000000"/>
                 <w:sz w:val="21"/>
               </w:rPr>
-              <w:t xml:space="preserve">80</w:t>
+              <w:t xml:space="preserve">5.60</w:t>
             </w:r>
           </w:p>
         </w:tc>
@@ -2494,24 +3329,58 @@
                 <w:color w:val="000000"/>
                 <w:sz w:val="21"/>
               </w:rPr>
-              <w:t xml:space="preserve">6.61</w:t>
-            </w:r>
-          </w:p>
-        </w:tc>
-        <w:tc>
-          <w:p>
-            <w:pPr>
-              <w:pStyle w:val="Compact"/>
-              <w:ind w:firstLine="0"/>
-              <w:jc w:val="left"/>
-            </w:pPr>
-            <w:r>
-              <w:rPr>
-                <w:rFonts w:ascii="宋体" w:hAnsi="宋体" w:eastAsia="宋体"/>
-                <w:color w:val="000000"/>
-                <w:sz w:val="21"/>
-              </w:rPr>
-              <w:t xml:space="preserve">后期振动强度明显增强</w:t>
+              <w:t xml:space="preserve">4.36</w:t>
+            </w:r>
+          </w:p>
+        </w:tc>
+        <w:tc>
+          <w:p>
+            <w:pPr>
+              <w:pStyle w:val="Compact"/>
+              <w:ind w:firstLine="0"/>
+              <w:jc w:val="right"/>
+            </w:pPr>
+            <w:r>
+              <w:rPr>
+                <w:rFonts w:ascii="宋体" w:hAnsi="宋体" w:eastAsia="宋体"/>
+                <w:color w:val="000000"/>
+                <w:sz w:val="21"/>
+              </w:rPr>
+              <w:t xml:space="preserve">33.03</w:t>
+            </w:r>
+          </w:p>
+        </w:tc>
+        <w:tc>
+          <w:p>
+            <w:pPr>
+              <w:pStyle w:val="Compact"/>
+              <w:ind w:firstLine="0"/>
+              <w:jc w:val="right"/>
+            </w:pPr>
+            <w:r>
+              <w:rPr>
+                <w:rFonts w:ascii="宋体" w:hAnsi="宋体" w:eastAsia="宋体"/>
+                <w:color w:val="000000"/>
+                <w:sz w:val="21"/>
+              </w:rPr>
+              <w:t xml:space="preserve">0.72</w:t>
+            </w:r>
+          </w:p>
+        </w:tc>
+        <w:tc>
+          <w:p>
+            <w:pPr>
+              <w:pStyle w:val="Compact"/>
+              <w:ind w:firstLine="0"/>
+              <w:jc w:val="left"/>
+            </w:pPr>
+            <w:r>
+              <w:rPr>
+                <w:rFonts w:ascii="宋体" w:hAnsi="宋体" w:eastAsia="宋体"/>
+                <w:color w:val="000000"/>
+                <w:sz w:val="21"/>
+              </w:rPr>
+              <w:t xml:space="preserve">强度和频谱能量后期显著抬升</w:t>
             </w:r>
           </w:p>
         </w:tc>
@@ -2564,7 +3433,7 @@
                 <w:color w:val="000000"/>
                 <w:sz w:val="21"/>
               </w:rPr>
-              <w:t xml:space="preserve">80</w:t>
+              <w:t xml:space="preserve">4.75</w:t>
             </w:r>
           </w:p>
         </w:tc>
@@ -2581,24 +3450,58 @@
                 <w:color w:val="000000"/>
                 <w:sz w:val="21"/>
               </w:rPr>
-              <w:t xml:space="preserve">6.53</w:t>
-            </w:r>
-          </w:p>
-        </w:tc>
-        <w:tc>
-          <w:p>
-            <w:pPr>
-              <w:pStyle w:val="Compact"/>
-              <w:ind w:firstLine="0"/>
-              <w:jc w:val="left"/>
-            </w:pPr>
-            <w:r>
-              <w:rPr>
-                <w:rFonts w:ascii="宋体" w:hAnsi="宋体" w:eastAsia="宋体"/>
-                <w:color w:val="000000"/>
-                <w:sz w:val="21"/>
-              </w:rPr>
-              <w:t xml:space="preserve">同工况下也存在退化曲线差异</w:t>
+              <w:t xml:space="preserve">7.27</w:t>
+            </w:r>
+          </w:p>
+        </w:tc>
+        <w:tc>
+          <w:p>
+            <w:pPr>
+              <w:pStyle w:val="Compact"/>
+              <w:ind w:firstLine="0"/>
+              <w:jc w:val="right"/>
+            </w:pPr>
+            <w:r>
+              <w:rPr>
+                <w:rFonts w:ascii="宋体" w:hAnsi="宋体" w:eastAsia="宋体"/>
+                <w:color w:val="000000"/>
+                <w:sz w:val="21"/>
+              </w:rPr>
+              <w:t xml:space="preserve">27.26</w:t>
+            </w:r>
+          </w:p>
+        </w:tc>
+        <w:tc>
+          <w:p>
+            <w:pPr>
+              <w:pStyle w:val="Compact"/>
+              <w:ind w:firstLine="0"/>
+              <w:jc w:val="right"/>
+            </w:pPr>
+            <w:r>
+              <w:rPr>
+                <w:rFonts w:ascii="宋体" w:hAnsi="宋体" w:eastAsia="宋体"/>
+                <w:color w:val="000000"/>
+                <w:sz w:val="21"/>
+              </w:rPr>
+              <w:t xml:space="preserve">0.81</w:t>
+            </w:r>
+          </w:p>
+        </w:tc>
+        <w:tc>
+          <w:p>
+            <w:pPr>
+              <w:pStyle w:val="Compact"/>
+              <w:ind w:firstLine="0"/>
+              <w:jc w:val="left"/>
+            </w:pPr>
+            <w:r>
+              <w:rPr>
+                <w:rFonts w:ascii="宋体" w:hAnsi="宋体" w:eastAsia="宋体"/>
+                <w:color w:val="000000"/>
+                <w:sz w:val="21"/>
+              </w:rPr>
+              <w:t xml:space="preserve">同工况下峰值变化更突出</w:t>
             </w:r>
           </w:p>
         </w:tc>
@@ -2651,7 +3554,7 @@
                 <w:color w:val="000000"/>
                 <w:sz w:val="21"/>
               </w:rPr>
-              <w:t xml:space="preserve">80</w:t>
+              <w:t xml:space="preserve">3.46</w:t>
             </w:r>
           </w:p>
         </w:tc>
@@ -2668,24 +3571,58 @@
                 <w:color w:val="000000"/>
                 <w:sz w:val="21"/>
               </w:rPr>
-              <w:t xml:space="preserve">5.84</w:t>
-            </w:r>
-          </w:p>
-        </w:tc>
-        <w:tc>
-          <w:p>
-            <w:pPr>
-              <w:pStyle w:val="Compact"/>
-              <w:ind w:firstLine="0"/>
-              <w:jc w:val="left"/>
-            </w:pPr>
-            <w:r>
-              <w:rPr>
-                <w:rFonts w:ascii="宋体" w:hAnsi="宋体" w:eastAsia="宋体"/>
-                <w:color w:val="000000"/>
-                <w:sz w:val="21"/>
-              </w:rPr>
-              <w:t xml:space="preserve">工况变化会改变寿命长度和幅值</w:t>
+              <w:t xml:space="preserve">4.54</w:t>
+            </w:r>
+          </w:p>
+        </w:tc>
+        <w:tc>
+          <w:p>
+            <w:pPr>
+              <w:pStyle w:val="Compact"/>
+              <w:ind w:firstLine="0"/>
+              <w:jc w:val="right"/>
+            </w:pPr>
+            <w:r>
+              <w:rPr>
+                <w:rFonts w:ascii="宋体" w:hAnsi="宋体" w:eastAsia="宋体"/>
+                <w:color w:val="000000"/>
+                <w:sz w:val="21"/>
+              </w:rPr>
+              <w:t xml:space="preserve">31.73</w:t>
+            </w:r>
+          </w:p>
+        </w:tc>
+        <w:tc>
+          <w:p>
+            <w:pPr>
+              <w:pStyle w:val="Compact"/>
+              <w:ind w:firstLine="0"/>
+              <w:jc w:val="right"/>
+            </w:pPr>
+            <w:r>
+              <w:rPr>
+                <w:rFonts w:ascii="宋体" w:hAnsi="宋体" w:eastAsia="宋体"/>
+                <w:color w:val="000000"/>
+                <w:sz w:val="21"/>
+              </w:rPr>
+              <w:t xml:space="preserve">0.92</w:t>
+            </w:r>
+          </w:p>
+        </w:tc>
+        <w:tc>
+          <w:p>
+            <w:pPr>
+              <w:pStyle w:val="Compact"/>
+              <w:ind w:firstLine="0"/>
+              <w:jc w:val="left"/>
+            </w:pPr>
+            <w:r>
+              <w:rPr>
+                <w:rFonts w:ascii="宋体" w:hAnsi="宋体" w:eastAsia="宋体"/>
+                <w:color w:val="000000"/>
+                <w:sz w:val="21"/>
+              </w:rPr>
+              <w:t xml:space="preserve">工况变化影响寿命跨度和幅值</w:t>
             </w:r>
           </w:p>
         </w:tc>
@@ -2738,7 +3675,7 @@
                 <w:color w:val="000000"/>
                 <w:sz w:val="21"/>
               </w:rPr>
-              <w:t xml:space="preserve">80</w:t>
+              <w:t xml:space="preserve">2.72</w:t>
             </w:r>
           </w:p>
         </w:tc>
@@ -2755,24 +3692,58 @@
                 <w:color w:val="000000"/>
                 <w:sz w:val="21"/>
               </w:rPr>
-              <w:t xml:space="preserve">4.47</w:t>
-            </w:r>
-          </w:p>
-        </w:tc>
-        <w:tc>
-          <w:p>
-            <w:pPr>
-              <w:pStyle w:val="Compact"/>
-              <w:ind w:firstLine="0"/>
-              <w:jc w:val="left"/>
-            </w:pPr>
-            <w:r>
-              <w:rPr>
-                <w:rFonts w:ascii="宋体" w:hAnsi="宋体" w:eastAsia="宋体"/>
-                <w:color w:val="000000"/>
-                <w:sz w:val="21"/>
-              </w:rPr>
-              <w:t xml:space="preserve">长寿命样本的退化更平缓</w:t>
+              <w:t xml:space="preserve">2.86</w:t>
+            </w:r>
+          </w:p>
+        </w:tc>
+        <w:tc>
+          <w:p>
+            <w:pPr>
+              <w:pStyle w:val="Compact"/>
+              <w:ind w:firstLine="0"/>
+              <w:jc w:val="right"/>
+            </w:pPr>
+            <w:r>
+              <w:rPr>
+                <w:rFonts w:ascii="宋体" w:hAnsi="宋体" w:eastAsia="宋体"/>
+                <w:color w:val="000000"/>
+                <w:sz w:val="21"/>
+              </w:rPr>
+              <w:t xml:space="preserve">25.05</w:t>
+            </w:r>
+          </w:p>
+        </w:tc>
+        <w:tc>
+          <w:p>
+            <w:pPr>
+              <w:pStyle w:val="Compact"/>
+              <w:ind w:firstLine="0"/>
+              <w:jc w:val="right"/>
+            </w:pPr>
+            <w:r>
+              <w:rPr>
+                <w:rFonts w:ascii="宋体" w:hAnsi="宋体" w:eastAsia="宋体"/>
+                <w:color w:val="000000"/>
+                <w:sz w:val="21"/>
+              </w:rPr>
+              <w:t xml:space="preserve">0.88</w:t>
+            </w:r>
+          </w:p>
+        </w:tc>
+        <w:tc>
+          <w:p>
+            <w:pPr>
+              <w:pStyle w:val="Compact"/>
+              <w:ind w:firstLine="0"/>
+              <w:jc w:val="left"/>
+            </w:pPr>
+            <w:r>
+              <w:rPr>
+                <w:rFonts w:ascii="宋体" w:hAnsi="宋体" w:eastAsia="宋体"/>
+                <w:color w:val="000000"/>
+                <w:sz w:val="21"/>
+              </w:rPr>
+              <w:t xml:space="preserve">长寿命样本退化更平缓</w:t>
             </w:r>
           </w:p>
         </w:tc>
@@ -2825,7 +3796,7 @@
                 <w:color w:val="000000"/>
                 <w:sz w:val="21"/>
               </w:rPr>
-              <w:t xml:space="preserve">80</w:t>
+              <w:t xml:space="preserve">4.03</w:t>
             </w:r>
           </w:p>
         </w:tc>
@@ -2842,24 +3813,58 @@
                 <w:color w:val="000000"/>
                 <w:sz w:val="21"/>
               </w:rPr>
-              <w:t xml:space="preserve">4.83</w:t>
-            </w:r>
-          </w:p>
-        </w:tc>
-        <w:tc>
-          <w:p>
-            <w:pPr>
-              <w:pStyle w:val="Compact"/>
-              <w:ind w:firstLine="0"/>
-              <w:jc w:val="left"/>
-            </w:pPr>
-            <w:r>
-              <w:rPr>
-                <w:rFonts w:ascii="宋体" w:hAnsi="宋体" w:eastAsia="宋体"/>
-                <w:color w:val="000000"/>
-                <w:sz w:val="21"/>
-              </w:rPr>
-              <w:t xml:space="preserve">后期增强明显但波动更密集</w:t>
+              <w:t xml:space="preserve">6.26</w:t>
+            </w:r>
+          </w:p>
+        </w:tc>
+        <w:tc>
+          <w:p>
+            <w:pPr>
+              <w:pStyle w:val="Compact"/>
+              <w:ind w:firstLine="0"/>
+              <w:jc w:val="right"/>
+            </w:pPr>
+            <w:r>
+              <w:rPr>
+                <w:rFonts w:ascii="宋体" w:hAnsi="宋体" w:eastAsia="宋体"/>
+                <w:color w:val="000000"/>
+                <w:sz w:val="21"/>
+              </w:rPr>
+              <w:t xml:space="preserve">23.37</w:t>
+            </w:r>
+          </w:p>
+        </w:tc>
+        <w:tc>
+          <w:p>
+            <w:pPr>
+              <w:pStyle w:val="Compact"/>
+              <w:ind w:firstLine="0"/>
+              <w:jc w:val="right"/>
+            </w:pPr>
+            <w:r>
+              <w:rPr>
+                <w:rFonts w:ascii="宋体" w:hAnsi="宋体" w:eastAsia="宋体"/>
+                <w:color w:val="000000"/>
+                <w:sz w:val="21"/>
+              </w:rPr>
+              <w:t xml:space="preserve">0.90</w:t>
+            </w:r>
+          </w:p>
+        </w:tc>
+        <w:tc>
+          <w:p>
+            <w:pPr>
+              <w:pStyle w:val="Compact"/>
+              <w:ind w:firstLine="0"/>
+              <w:jc w:val="left"/>
+            </w:pPr>
+            <w:r>
+              <w:rPr>
+                <w:rFonts w:ascii="宋体" w:hAnsi="宋体" w:eastAsia="宋体"/>
+                <w:color w:val="000000"/>
+                <w:sz w:val="21"/>
+              </w:rPr>
+              <w:t xml:space="preserve">后期增强明显，波动更密集</w:t>
             </w:r>
           </w:p>
         </w:tc>
@@ -2912,7 +3917,7 @@
                 <w:color w:val="000000"/>
                 <w:sz w:val="21"/>
               </w:rPr>
-              <w:t xml:space="preserve">80</w:t>
+              <w:t xml:space="preserve">1.70</w:t>
             </w:r>
           </w:p>
         </w:tc>
@@ -2929,7 +3934,41 @@
                 <w:color w:val="000000"/>
                 <w:sz w:val="21"/>
               </w:rPr>
-              <w:t xml:space="preserve">2.39</w:t>
+              <w:t xml:space="preserve">1.58</w:t>
+            </w:r>
+          </w:p>
+        </w:tc>
+        <w:tc>
+          <w:p>
+            <w:pPr>
+              <w:pStyle w:val="Compact"/>
+              <w:ind w:firstLine="0"/>
+              <w:jc w:val="right"/>
+            </w:pPr>
+            <w:r>
+              <w:rPr>
+                <w:rFonts w:ascii="宋体" w:hAnsi="宋体" w:eastAsia="宋体"/>
+                <w:color w:val="000000"/>
+                <w:sz w:val="21"/>
+              </w:rPr>
+              <w:t xml:space="preserve">4.70</w:t>
+            </w:r>
+          </w:p>
+        </w:tc>
+        <w:tc>
+          <w:p>
+            <w:pPr>
+              <w:pStyle w:val="Compact"/>
+              <w:ind w:firstLine="0"/>
+              <w:jc w:val="right"/>
+            </w:pPr>
+            <w:r>
+              <w:rPr>
+                <w:rFonts w:ascii="宋体" w:hAnsi="宋体" w:eastAsia="宋体"/>
+                <w:color w:val="000000"/>
+                <w:sz w:val="21"/>
+              </w:rPr>
+              <w:t xml:space="preserve">1.01</w:t>
             </w:r>
           </w:p>
         </w:tc>
@@ -2999,7 +4038,7 @@
                 <w:color w:val="000000"/>
                 <w:sz w:val="21"/>
               </w:rPr>
-              <w:t xml:space="preserve">80</w:t>
+              <w:t xml:space="preserve">1.75</w:t>
             </w:r>
           </w:p>
         </w:tc>
@@ -3016,24 +4055,58 @@
                 <w:color w:val="000000"/>
                 <w:sz w:val="21"/>
               </w:rPr>
-              <w:t xml:space="preserve">2.07</w:t>
-            </w:r>
-          </w:p>
-        </w:tc>
-        <w:tc>
-          <w:p>
-            <w:pPr>
-              <w:pStyle w:val="Compact"/>
-              <w:ind w:firstLine="0"/>
-              <w:jc w:val="left"/>
-            </w:pPr>
-            <w:r>
-              <w:rPr>
-                <w:rFonts w:ascii="宋体" w:hAnsi="宋体" w:eastAsia="宋体"/>
-                <w:color w:val="000000"/>
-                <w:sz w:val="21"/>
-              </w:rPr>
-              <w:t xml:space="preserve">工况与样本长度共同影响特征</w:t>
+              <w:t xml:space="preserve">2.55</w:t>
+            </w:r>
+          </w:p>
+        </w:tc>
+        <w:tc>
+          <w:p>
+            <w:pPr>
+              <w:pStyle w:val="Compact"/>
+              <w:ind w:firstLine="0"/>
+              <w:jc w:val="right"/>
+            </w:pPr>
+            <w:r>
+              <w:rPr>
+                <w:rFonts w:ascii="宋体" w:hAnsi="宋体" w:eastAsia="宋体"/>
+                <w:color w:val="000000"/>
+                <w:sz w:val="21"/>
+              </w:rPr>
+              <w:t xml:space="preserve">3.93</w:t>
+            </w:r>
+          </w:p>
+        </w:tc>
+        <w:tc>
+          <w:p>
+            <w:pPr>
+              <w:pStyle w:val="Compact"/>
+              <w:ind w:firstLine="0"/>
+              <w:jc w:val="right"/>
+            </w:pPr>
+            <w:r>
+              <w:rPr>
+                <w:rFonts w:ascii="宋体" w:hAnsi="宋体" w:eastAsia="宋体"/>
+                <w:color w:val="000000"/>
+                <w:sz w:val="21"/>
+              </w:rPr>
+              <w:t xml:space="preserve">1.03</w:t>
+            </w:r>
+          </w:p>
+        </w:tc>
+        <w:tc>
+          <w:p>
+            <w:pPr>
+              <w:pStyle w:val="Compact"/>
+              <w:ind w:firstLine="0"/>
+              <w:jc w:val="left"/>
+            </w:pPr>
+            <w:r>
+              <w:rPr>
+                <w:rFonts w:ascii="宋体" w:hAnsi="宋体" w:eastAsia="宋体"/>
+                <w:color w:val="000000"/>
+                <w:sz w:val="21"/>
+              </w:rPr>
+              <w:t xml:space="preserve">工况和样本长度共同影响特征</w:t>
             </w:r>
           </w:p>
         </w:tc>
@@ -3086,7 +4159,7 @@
                 <w:color w:val="000000"/>
                 <w:sz w:val="21"/>
               </w:rPr>
-              <w:t xml:space="preserve">80</w:t>
+              <w:t xml:space="preserve">1.07</w:t>
             </w:r>
           </w:p>
         </w:tc>
@@ -3103,7 +4176,41 @@
                 <w:color w:val="000000"/>
                 <w:sz w:val="21"/>
               </w:rPr>
-              <w:t xml:space="preserve">1.23</w:t>
+              <w:t xml:space="preserve">1.19</w:t>
+            </w:r>
+          </w:p>
+        </w:tc>
+        <w:tc>
+          <w:p>
+            <w:pPr>
+              <w:pStyle w:val="Compact"/>
+              <w:ind w:firstLine="0"/>
+              <w:jc w:val="right"/>
+            </w:pPr>
+            <w:r>
+              <w:rPr>
+                <w:rFonts w:ascii="宋体" w:hAnsi="宋体" w:eastAsia="宋体"/>
+                <w:color w:val="000000"/>
+                <w:sz w:val="21"/>
+              </w:rPr>
+              <w:t xml:space="preserve">1.53</w:t>
+            </w:r>
+          </w:p>
+        </w:tc>
+        <w:tc>
+          <w:p>
+            <w:pPr>
+              <w:pStyle w:val="Compact"/>
+              <w:ind w:firstLine="0"/>
+              <w:jc w:val="right"/>
+            </w:pPr>
+            <w:r>
+              <w:rPr>
+                <w:rFonts w:ascii="宋体" w:hAnsi="宋体" w:eastAsia="宋体"/>
+                <w:color w:val="000000"/>
+                <w:sz w:val="21"/>
+              </w:rPr>
+              <w:t xml:space="preserve">1.06</w:t>
             </w:r>
           </w:p>
         </w:tc>
@@ -3138,6 +4245,20 @@
           <w:color w:val="000000"/>
         </w:rPr>
         <w:t xml:space="preserve">这些结果说明，特征分析不能只展示单个轴承曲线。答辩中应说明代表图是局部证据，多轴承摘要用于补充统计视角。</w:t>
+      </w:r>
+    </w:p>
+    <w:p>
+      <w:pPr>
+        <w:pStyle w:val="BodyText"/>
+        <w:spacing w:line="276" w:lineRule="auto" w:after="0"/>
+        <w:ind w:firstLine="420"/>
+      </w:pPr>
+      <w:r>
+        <w:rPr>
+          <w:rFonts w:ascii="宋体" w:hAnsi="宋体" w:eastAsia="宋体"/>
+          <w:color w:val="000000"/>
+        </w:rPr>
+        <w:t xml:space="preserve">均匀抽样和前后 20% 统计只用于可视化分析，不等同于训练/测试切分；论文复现仍按轴承编号、工况和时间顺序组织样本。</w:t>
       </w:r>
     </w:p>
     <w:bookmarkEnd w:id="28"/>
